--- a/assets/prepared/invoice/PRO-DEBOUCHAGE-guide-facture-FR.docx
+++ b/assets/prepared/invoice/PRO-DEBOUCHAGE-guide-facture-FR.docx
@@ -779,6 +779,97 @@
     </w:p>
     <w:p>
       <w:pPr>
+        <w:spacing w:before="190" w:after="55" w:line="240" w:lineRule="auto"/>
+      </w:pPr>
+      <w:r>
+        <w:rPr>
+          <w:rFonts w:ascii="Arial" w:hAnsi="Arial" w:eastAsia="Arial" w:cs="Arial"/>
+          <w:b/>
+          <w:bCs/>
+          <w:i w:val="false"/>
+          <w:iCs w:val="false"/>
+          <w:color w:val="27B5A4"/>
+          <w:spacing w:val="24"/>
+          <w:sz w:val="17"/>
+          <w:szCs w:val="17"/>
+        </w:rPr>
+        <w:t xml:space="preserve">9. La note de crédit</w:t>
+      </w:r>
+    </w:p>
+    <w:p>
+      <w:pPr>
+        <w:spacing w:before="0" w:after="60" w:line="215" w:lineRule="auto"/>
+      </w:pPr>
+      <w:r>
+        <w:rPr>
+          <w:rFonts w:ascii="Arial" w:hAnsi="Arial" w:eastAsia="Arial" w:cs="Arial"/>
+          <w:b w:val="false"/>
+          <w:bCs w:val="false"/>
+          <w:i w:val="false"/>
+          <w:iCs w:val="false"/>
+          <w:color w:val="2C3A47"/>
+          <w:sz w:val="18"/>
+          <w:szCs w:val="18"/>
+        </w:rPr>
+        <w:t xml:space="preserve">Une note de crédit corrige une facture déjà envoyée. La facture, elle, ne se supprime jamais et ne se réécrit jamais.</w:t>
+      </w:r>
+    </w:p>
+    <w:p>
+      <w:pPr>
+        <w:spacing w:before="0" w:after="60" w:line="215" w:lineRule="auto"/>
+      </w:pPr>
+      <w:r>
+        <w:rPr>
+          <w:rFonts w:ascii="Arial" w:hAnsi="Arial" w:eastAsia="Arial" w:cs="Arial"/>
+          <w:b w:val="false"/>
+          <w:bCs w:val="false"/>
+          <w:i w:val="false"/>
+          <w:iCs w:val="false"/>
+          <w:color w:val="2C3A47"/>
+          <w:sz w:val="18"/>
+          <w:szCs w:val="18"/>
+        </w:rPr>
+        <w:t xml:space="preserve">On en fait une quand le montant est trop élevé, quand le client a été facturé deux fois, quand le travail n'a pas été fait, ou quand une erreur sur le client rend la facture inutilisable. Pas de note de crédit si la facture n'est pas encore partie : là vous corrigez la facture. Pas de note de crédit non plus si le client ne paie pas : là c'est un rappel.</w:t>
+      </w:r>
+    </w:p>
+    <w:p>
+      <w:pPr>
+        <w:spacing w:before="0" w:after="60" w:line="215" w:lineRule="auto"/>
+      </w:pPr>
+      <w:r>
+        <w:rPr>
+          <w:rFonts w:ascii="Arial" w:hAnsi="Arial" w:eastAsia="Arial" w:cs="Arial"/>
+          <w:b w:val="false"/>
+          <w:bCs w:val="false"/>
+          <w:i w:val="false"/>
+          <w:iCs w:val="false"/>
+          <w:color w:val="2C3A47"/>
+          <w:sz w:val="18"/>
+          <w:szCs w:val="18"/>
+        </w:rPr>
+        <w:t xml:space="preserve">Le fichier est PRO-DEBOUCHAGE-note-de-credit-FR.docx, et PRO-DEBOUCHAGE-creditnota-NL.docx en néerlandais. Il se remplit comme la facture.</w:t>
+      </w:r>
+    </w:p>
+    <w:p>
+      <w:pPr>
+        <w:spacing w:before="0" w:after="60" w:line="215" w:lineRule="auto"/>
+      </w:pPr>
+      <w:r>
+        <w:rPr>
+          <w:rFonts w:ascii="Arial" w:hAnsi="Arial" w:eastAsia="Arial" w:cs="Arial"/>
+          <w:b w:val="false"/>
+          <w:bCs w:val="false"/>
+          <w:i w:val="false"/>
+          <w:iCs w:val="false"/>
+          <w:color w:val="2C3A47"/>
+          <w:sz w:val="18"/>
+          <w:szCs w:val="18"/>
+        </w:rPr>
+        <w:t xml:space="preserve">Sa numérotation est à part : NC-2026-001, NC-2026-002, dans l'ordre, jamais un numéro de facture. Elle reprend toujours le numéro et la date de la facture corrigée, et le même taux de TVA que cette facture.</w:t>
+      </w:r>
+    </w:p>
+    <w:p>
+      <w:pPr>
         <w:spacing w:before="240" w:after="0" w:line="240" w:lineRule="auto"/>
       </w:pPr>
       <w:r>
